--- a/files/LOG_02_DC_Capacity_Plan.docx
+++ b/files/LOG_02_DC_Capacity_Plan.docx
@@ -4,227 +4,447 @@
   <w:body>
     <w:p>
       <w:pPr>
-        <w:pStyle w:val="Title"/>
+        <w:jc w:val="left"/>
       </w:pPr>
       <w:r>
         <w:rPr>
-          <w:color w:val="1F4E78"/>
+          <w:b/>
+          <w:color w:val="6B7280"/>
+          <w:sz w:val="18"/>
         </w:rPr>
-        <w:t>Logistics &amp; 3PL — DC Capacity Plan</w:t>
-      </w:r>
-    </w:p>
-    <w:p>
-      <w:r>
-        <w:rPr>
-          <w:i/>
-        </w:rPr>
-        <w:t>Document owner: Logistics &amp; 3PL Group Office</w:t>
-      </w:r>
-      <w:r>
-        <w:rPr>
-          <w:i/>
-        </w:rPr>
-        <w:t xml:space="preserve"> · Version: FY2025-A</w:t>
+        <w:t>ZAVA CONGLOMERATE</w:t>
       </w:r>
     </w:p>
     <w:p>
       <w:pPr>
-        <w:pStyle w:val="Heading1"/>
+        <w:spacing w:after="40"/>
       </w:pPr>
       <w:r>
-        <w:t>1. Executive Summary</w:t>
-      </w:r>
-    </w:p>
-    <w:p>
-      <w:r>
-        <w:t>Three e-commerce contracts at risk, fleet utilisation slips, and the on-time KPI breaches the SLA threshold this quarter.</w:t>
-      </w:r>
-    </w:p>
-    <w:p>
-      <w:r>
-        <w:t>This dc capacity plan is grounded on the FY2025 working dataset for Logistics &amp; 3PL and informs the Board, the regulator, and the operating committee of the corrective actions agreed under the recovery plan.</w:t>
+        <w:rPr>
+          <w:b/>
+          <w:color w:val="1F2D55"/>
+          <w:sz w:val="44"/>
+        </w:rPr>
+        <w:t>LOG 02 DC Capacity Plan</w:t>
       </w:r>
     </w:p>
     <w:p>
       <w:pPr>
-        <w:pStyle w:val="Heading1"/>
+        <w:spacing w:after="200"/>
       </w:pPr>
       <w:r>
-        <w:t>2. Scenario &amp; Background</w:t>
-      </w:r>
-    </w:p>
-    <w:p>
-      <w:r>
-        <w:t>Zava Logistics Malaysia is a Malaysian integrated logistics and 3PL group listed on Bursa Malaysia, operating 1,250 trucks, 18 distribution centres, and a national same-day e-commerce network across Peninsular Malaysia and East Malaysia, serving 6 anchor e-commerce platforms and 240 enterprise B2B accounts. The group also runs an industrial trading and distribution arm (chemicals, lubricants, packaging) operating similarly to **AKR Corporindo** and **PT Lautan Luas Tbk** that contributes 18% of group revenue and shares the same DC and last-mile fleet. In the last quarter, on-time delivery dropped to 87.4% against the contractual SLA threshold of 92%, three of the six anchor e-commerce contracts have triggered service-credit clauses, fleet utilisation slipped from 78% to 71%, and diesel cost inflation widened the operating-margin gap by 320 basis points. The Suruhanjaya Pengangkutan Awam Darat (APAD) has issued a notice on tachograph compliance, two regional DC managers have flagged warehouse capacity constraints during peak campaigns, and the Group MD walks into a quarterly business review in 5 working days. The MD needs a defensible operations briefing pack, contract-by-contract SLA risk view, fleet and DC variance analysis, regulator and customer holding lines, and a 90-day stabilisation programme.</w:t>
-      </w:r>
-    </w:p>
-    <w:p>
-      <w:r>
-        <w:t>The team has triangulated Logistics &amp; 3PL's most recent reported performance against three peer benchmarks and against the regulator's published thresholds for the sector. Findings carried over from the prior cycle have been re-examined to test whether the original assumptions still hold.</w:t>
+        <w:rPr>
+          <w:i/>
+          <w:color w:val="4B5B7C"/>
+          <w:sz w:val="22"/>
+        </w:rPr>
+        <w:t>Working Document · Zava Conglomerate</w:t>
       </w:r>
     </w:p>
     <w:p>
       <w:pPr>
-        <w:pStyle w:val="Heading1"/>
+        <w:spacing w:after="40"/>
       </w:pPr>
       <w:r>
-        <w:t>3. Detail &amp; Working</w:t>
+        <w:rPr>
+          <w:b/>
+          <w:color w:val="1F2D55"/>
+          <w:sz w:val="20"/>
+        </w:rPr>
+        <w:t xml:space="preserve">Document reference:  </w:t>
+      </w:r>
+      <w:r>
+        <w:rPr>
+          <w:sz w:val="20"/>
+        </w:rPr>
+        <w:t>DOC-2026-809</w:t>
       </w:r>
     </w:p>
     <w:p>
       <w:pPr>
-        <w:pStyle w:val="Heading2"/>
+        <w:spacing w:after="40"/>
       </w:pPr>
       <w:r>
-        <w:t>3.1 Position at end of period</w:t>
+        <w:rPr>
+          <w:b/>
+          <w:color w:val="1F2D55"/>
+          <w:sz w:val="20"/>
+        </w:rPr>
+        <w:t xml:space="preserve">Prepared by:  </w:t>
       </w:r>
-    </w:p>
-    <w:p>
       <w:r>
-        <w:t>Position at end of period for Logistics &amp; 3PL as it stands on the working dataset for this dc capacity plan. Reference figures and supporting tabs are stored alongside this document in the Group repository under the LOGISTICS-3PL folder.</w:t>
+        <w:rPr>
+          <w:sz w:val="20"/>
+        </w:rPr>
+        <w:t>Zava Conglomerate working team</w:t>
       </w:r>
     </w:p>
     <w:p>
       <w:pPr>
-        <w:pStyle w:val="Heading2"/>
+        <w:spacing w:after="40"/>
       </w:pPr>
       <w:r>
-        <w:t>3.2 Key drivers</w:t>
+        <w:rPr>
+          <w:b/>
+          <w:color w:val="1F2D55"/>
+          <w:sz w:val="20"/>
+        </w:rPr>
+        <w:t xml:space="preserve">Date:  </w:t>
       </w:r>
-    </w:p>
-    <w:p>
       <w:r>
-        <w:t>Key drivers for Logistics &amp; 3PL as it stands on the working dataset for this dc capacity plan. Reference figures and supporting tabs are stored alongside this document in the Group repository under the LOGISTICS-3PL folder.</w:t>
+        <w:rPr>
+          <w:sz w:val="20"/>
+        </w:rPr>
+        <w:t>15 May 2026</w:t>
       </w:r>
     </w:p>
     <w:p>
       <w:pPr>
-        <w:pStyle w:val="Heading2"/>
+        <w:spacing w:after="40"/>
       </w:pPr>
       <w:r>
-        <w:t>3.3 Sensitivities and assumptions</w:t>
+        <w:rPr>
+          <w:b/>
+          <w:color w:val="1F2D55"/>
+          <w:sz w:val="20"/>
+        </w:rPr>
+        <w:t xml:space="preserve">Classification:  </w:t>
       </w:r>
-    </w:p>
-    <w:p>
       <w:r>
-        <w:t>Sensitivities and assumptions for Logistics &amp; 3PL as it stands on the working dataset for this dc capacity plan. Reference figures and supporting tabs are stored alongside this document in the Group repository under the LOGISTICS-3PL folder.</w:t>
+        <w:rPr>
+          <w:sz w:val="20"/>
+        </w:rPr>
+        <w:t>Internal</w:t>
       </w:r>
     </w:p>
     <w:p>
       <w:pPr>
-        <w:pStyle w:val="Heading2"/>
+        <w:spacing w:after="40"/>
       </w:pPr>
       <w:r>
-        <w:t>3.4 Open issues and unknowns</w:t>
+        <w:rPr>
+          <w:b/>
+          <w:color w:val="1F2D55"/>
+          <w:sz w:val="20"/>
+        </w:rPr>
+        <w:t xml:space="preserve">Source file:  </w:t>
       </w:r>
-    </w:p>
-    <w:p>
       <w:r>
-        <w:t>Open issues and unknowns for Logistics &amp; 3PL as it stands on the working dataset for this dc capacity plan. Reference figures and supporting tabs are stored alongside this document in the Group repository under the LOGISTICS-3PL folder.</w:t>
+        <w:rPr>
+          <w:sz w:val="20"/>
+        </w:rPr>
+        <w:t>LOG_02_DC_Capacity_Plan.docx</w:t>
       </w:r>
     </w:p>
     <w:p>
       <w:pPr>
-        <w:pStyle w:val="Heading1"/>
+        <w:spacing w:before="240" w:after="80"/>
       </w:pPr>
       <w:r>
-        <w:t>4. Recommended Actions</w:t>
+        <w:rPr>
+          <w:b/>
+          <w:color w:val="1F2D55"/>
+          <w:sz w:val="26"/>
+        </w:rPr>
+        <w:t>1. Purpose and context</w:t>
+      </w:r>
+    </w:p>
+    <w:p>
+      <w:pPr>
+        <w:spacing w:after="80"/>
+      </w:pPr>
+      <w:r>
+        <w:rPr>
+          <w:i w:val="0"/>
+          <w:sz w:val="20"/>
+        </w:rPr>
+        <w:t>This document covers the subject matter referenced in the title above (LOG 02 DC Capacity Plan). It captures the working materials assembled for review by the relevant stakeholders. The intent is to provide enough context, evidence and recommendations to enable a sound decision or next action.</w:t>
+      </w:r>
+    </w:p>
+    <w:p>
+      <w:pPr>
+        <w:spacing w:before="240" w:after="80"/>
+      </w:pPr>
+      <w:r>
+        <w:rPr>
+          <w:b/>
+          <w:color w:val="1F2D55"/>
+          <w:sz w:val="26"/>
+        </w:rPr>
+        <w:t>2. Background</w:t>
+      </w:r>
+    </w:p>
+    <w:p>
+      <w:pPr>
+        <w:spacing w:after="80"/>
+      </w:pPr>
+      <w:r>
+        <w:rPr>
+          <w:i w:val="0"/>
+          <w:sz w:val="20"/>
+        </w:rPr>
+        <w:t>The work documented here has been developed over several weeks by a small team drawn from the relevant divisions and Group functions. It builds on earlier analyses (see Appendix A) and incorporates the feedback received from the first review with the sponsor.</w:t>
+      </w:r>
+    </w:p>
+    <w:p>
+      <w:pPr>
+        <w:spacing w:before="240" w:after="80"/>
+      </w:pPr>
+      <w:r>
+        <w:rPr>
+          <w:b/>
+          <w:color w:val="1F2D55"/>
+          <w:sz w:val="26"/>
+        </w:rPr>
+        <w:t>3. Approach and methodology</w:t>
+      </w:r>
+    </w:p>
+    <w:p>
+      <w:pPr>
+        <w:spacing w:after="80"/>
+      </w:pPr>
+      <w:r>
+        <w:rPr>
+          <w:i w:val="0"/>
+          <w:sz w:val="20"/>
+        </w:rPr>
+        <w:t>Three lines of evidence were combined: (i) review of policy and process documentation; (ii) extraction and analysis of transactional and operational data; (iii) interviews with knowledgeable stakeholders. Where possible, findings were triangulated across two or more of these sources.</w:t>
+      </w:r>
+    </w:p>
+    <w:p>
+      <w:pPr>
+        <w:spacing w:before="240" w:after="80"/>
+      </w:pPr>
+      <w:r>
+        <w:rPr>
+          <w:b/>
+          <w:color w:val="1F2D55"/>
+          <w:sz w:val="26"/>
+        </w:rPr>
+        <w:t>4. Key findings</w:t>
+      </w:r>
+    </w:p>
+    <w:p>
+      <w:pPr>
+        <w:spacing w:after="80"/>
+      </w:pPr>
+      <w:r>
+        <w:rPr>
+          <w:i w:val="0"/>
+          <w:sz w:val="20"/>
+        </w:rPr>
+        <w:t>The analysis surfaced six findings of material interest. Two are positive observations confirming that current arrangements are working well in the areas examined. Four are issues warranting action — two in the near term, two on a 6-12 month horizon. Each finding is documented with quantified evidence in the relevant appendix.</w:t>
+      </w:r>
+    </w:p>
+    <w:p>
+      <w:pPr>
+        <w:spacing w:before="240" w:after="80"/>
+      </w:pPr>
+      <w:r>
+        <w:rPr>
+          <w:b/>
+          <w:color w:val="1F2D55"/>
+          <w:sz w:val="26"/>
+        </w:rPr>
+        <w:t>5. Implications for the business</w:t>
+      </w:r>
+    </w:p>
+    <w:p>
+      <w:pPr>
+        <w:spacing w:after="80"/>
+      </w:pPr>
+      <w:r>
+        <w:rPr>
+          <w:i w:val="0"/>
+          <w:sz w:val="20"/>
+        </w:rPr>
+        <w:t>If acted on, the recommendations would deliver three benefits: improved decision speed, reduced exception rate, and a measurable cost-to-serve improvement. The expected financial impact is in the range of MYR 12-28m annual run-rate, depending on the pace and depth of implementation.</w:t>
+      </w:r>
+    </w:p>
+    <w:p>
+      <w:pPr>
+        <w:spacing w:before="240" w:after="80"/>
+      </w:pPr>
+      <w:r>
+        <w:rPr>
+          <w:b/>
+          <w:color w:val="1F2D55"/>
+          <w:sz w:val="26"/>
+        </w:rPr>
+        <w:t>6. Recommendations</w:t>
+      </w:r>
+    </w:p>
+    <w:p>
+      <w:pPr>
+        <w:spacing w:after="80"/>
+      </w:pPr>
+      <w:r>
+        <w:rPr>
+          <w:i w:val="0"/>
+          <w:sz w:val="20"/>
+        </w:rPr>
+        <w:t>Six recommendations are proposed. Each is sized, sponsored and resourced. Each has a defined first milestone within 90 days and a target completion within 12-18 months. The recommendations are sequenced to avoid overload on any single division or function.</w:t>
+      </w:r>
+    </w:p>
+    <w:p>
+      <w:pPr>
+        <w:spacing w:before="240" w:after="80"/>
+      </w:pPr>
+      <w:r>
+        <w:rPr>
+          <w:b/>
+          <w:color w:val="1F2D55"/>
+          <w:sz w:val="26"/>
+        </w:rPr>
+        <w:t>7. Risks and mitigations</w:t>
+      </w:r>
+    </w:p>
+    <w:p>
+      <w:pPr>
+        <w:spacing w:after="80"/>
+      </w:pPr>
+      <w:r>
+        <w:rPr>
+          <w:i w:val="0"/>
+          <w:sz w:val="20"/>
+        </w:rPr>
+        <w:t>The principal risks are change-management capacity, talent availability and the interaction with the existing strategic-initiative portfolio. Each risk has a defined owner and mitigation plan; the residual risk after mitigation is assessed as low to medium.</w:t>
+      </w:r>
+    </w:p>
+    <w:p>
+      <w:pPr>
+        <w:spacing w:before="240" w:after="80"/>
+      </w:pPr>
+      <w:r>
+        <w:rPr>
+          <w:b/>
+          <w:color w:val="1F2D55"/>
+          <w:sz w:val="26"/>
+        </w:rPr>
+        <w:t>8. Next steps</w:t>
+      </w:r>
+    </w:p>
+    <w:p>
+      <w:pPr>
+        <w:spacing w:after="80"/>
+      </w:pPr>
+      <w:r>
+        <w:rPr>
+          <w:i w:val="0"/>
+          <w:sz w:val="20"/>
+        </w:rPr>
+        <w:t>The next steps are (a) review and endorsement by the sponsor, (b) socialisation with the affected divisions, (c) finalisation of the implementation plan with named owners and milestones, and (d) inclusion in the quarterly leadership review cadence from Q3 FY2026.</w:t>
+      </w:r>
+    </w:p>
+    <w:p>
+      <w:pPr>
+        <w:spacing w:before="240" w:after="80"/>
+      </w:pPr>
+      <w:r>
+        <w:rPr>
+          <w:b/>
+          <w:color w:val="1F2D55"/>
+          <w:sz w:val="26"/>
+        </w:rPr>
+        <w:t>9. Appendices</w:t>
+      </w:r>
+    </w:p>
+    <w:p>
+      <w:pPr>
+        <w:spacing w:after="80"/>
+      </w:pPr>
+      <w:r>
+        <w:rPr>
+          <w:i w:val="0"/>
+          <w:sz w:val="20"/>
+        </w:rPr>
+        <w:t>Appendix A — prior analyses and source materials. Appendix B — detailed data and methodology notes. Appendix C — interview list and themes. Appendix D — benchmark references. Appendix E — implementation Gantt chart.</w:t>
+      </w:r>
+    </w:p>
+    <w:p>
+      <w:pPr>
+        <w:spacing w:before="240" w:after="80"/>
+      </w:pPr>
+      <w:r>
+        <w:rPr>
+          <w:b/>
+          <w:color w:val="1F2D55"/>
+          <w:sz w:val="26"/>
+        </w:rPr>
+        <w:t>Working bullets</w:t>
       </w:r>
     </w:p>
     <w:p>
       <w:pPr>
         <w:pStyle w:val="ListBullet"/>
+        <w:spacing w:after="40"/>
       </w:pPr>
       <w:r>
-        <w:t>Confirm the dc capacity plan narrative with the Logistics &amp; 3PL CFO before Board cut-off.</w:t>
+        <w:rPr>
+          <w:sz w:val="20"/>
+        </w:rPr>
+        <w:t>Decision sought: endorse the approach; approve the named sponsor; allocate the proposed budget.</w:t>
       </w:r>
     </w:p>
     <w:p>
       <w:pPr>
         <w:pStyle w:val="ListBullet"/>
+        <w:spacing w:after="40"/>
       </w:pPr>
       <w:r>
-        <w:t>Lock the assumption set for the recovery plan and circulate to division MDs.</w:t>
+        <w:rPr>
+          <w:sz w:val="20"/>
+        </w:rPr>
+        <w:t>Sponsor: Hadar Caspit (Group CFO) for finance-related work; Mod Admin for strategy-led work.</w:t>
       </w:r>
     </w:p>
     <w:p>
       <w:pPr>
         <w:pStyle w:val="ListBullet"/>
+        <w:spacing w:after="40"/>
       </w:pPr>
       <w:r>
-        <w:t>Pre-brief the regulator-facing officer on the 30/60/90-day commitments.</w:t>
+        <w:rPr>
+          <w:sz w:val="20"/>
+        </w:rPr>
+        <w:t>Cadence: GroupExCo monthly review until first checkpoint; quarterly thereafter.</w:t>
       </w:r>
     </w:p>
     <w:p>
       <w:pPr>
         <w:pStyle w:val="ListBullet"/>
+        <w:spacing w:after="40"/>
       </w:pPr>
       <w:r>
-        <w:t>Schedule the cross-functional review with risk, legal, and IR.</w:t>
+        <w:rPr>
+          <w:sz w:val="20"/>
+        </w:rPr>
+        <w:t>Communications: cascade via divisional MDs within 5 working days of decision.</w:t>
       </w:r>
     </w:p>
     <w:p>
       <w:pPr>
         <w:pStyle w:val="ListBullet"/>
+        <w:spacing w:after="40"/>
       </w:pPr>
       <w:r>
-        <w:t>Capture decisions in the Group decision log with named owners and due dates.</w:t>
+        <w:rPr>
+          <w:sz w:val="20"/>
+        </w:rPr>
+        <w:t>Sustainability: link to the Group's FY2030 strategic pillars where applicable.</w:t>
       </w:r>
     </w:p>
     <w:p>
       <w:pPr>
-        <w:pStyle w:val="Heading1"/>
+        <w:jc w:val="center"/>
       </w:pPr>
       <w:r>
-        <w:t>5. Appendix — Source files</w:t>
-      </w:r>
-    </w:p>
-    <w:p>
-      <w:pPr>
-        <w:pStyle w:val="ListBullet"/>
-      </w:pPr>
-      <w:r>
-        <w:t>LOG_01_Fleet_Performance.xlsx</w:t>
-      </w:r>
-    </w:p>
-    <w:p>
-      <w:pPr>
-        <w:pStyle w:val="ListBullet"/>
-      </w:pPr>
-      <w:r>
-        <w:t>LOG_02_DC_Capacity_Plan.docx</w:t>
-      </w:r>
-    </w:p>
-    <w:p>
-      <w:pPr>
-        <w:pStyle w:val="ListBullet"/>
-      </w:pPr>
-      <w:r>
-        <w:t>LOG_03_Customer_SLA_Manual.docx</w:t>
-      </w:r>
-    </w:p>
-    <w:p>
-      <w:pPr>
-        <w:pStyle w:val="ListBullet"/>
-      </w:pPr>
-      <w:r>
-        <w:t>LOG_04_Contract_Pipeline.xlsx</w:t>
-      </w:r>
-    </w:p>
-    <w:p>
-      <w:pPr>
-        <w:pStyle w:val="ListBullet"/>
-      </w:pPr>
-      <w:r>
-        <w:t>LOG_05_Driver_Compliance_Pack.docx</w:t>
-      </w:r>
-    </w:p>
-    <w:p>
-      <w:pPr>
-        <w:pStyle w:val="ListBullet"/>
-      </w:pPr>
-      <w:r>
-        <w:t>LOG_06_Diesel_Cost_Schedule.xlsx</w:t>
+        <w:rPr>
+          <w:i/>
+          <w:color w:val="9CA3AF"/>
+          <w:sz w:val="16"/>
+        </w:rPr>
+        <w:t>— END OF DOCUMENT —</w:t>
       </w:r>
     </w:p>
     <w:sectPr>
